--- a/flow/20230914_vu_template/drafts/2024-06-u/07-ПТ-Теодота Анкирського.docx
+++ b/flow/20230914_vu_template/drafts/2024-06-u/07-ПТ-Теодота Анкирського.docx
@@ -3584,49 +3584,40 @@
     </w:p>
     <w:p>
       <w:pPr>
-        <w:spacing w:after="120"/>
-        <w:jc w:val="both"/>
-        <w:rPr>
-          <w:rFonts w:ascii="Times New Roman" w:hAnsi="Times New Roman" w:cs="Times New Roman"/>
-          <w:sz w:val="24"/>
-          <w:szCs w:val="24"/>
-        </w:rPr>
-      </w:pPr>
-      <w:r>
-        <w:rPr>
-          <w:rFonts w:ascii="Times New Roman" w:hAnsi="Times New Roman" w:cs="Times New Roman"/>
-          <w:i/>
-          <w:color w:val="FF0000"/>
-          <w:sz w:val="24"/>
-          <w:szCs w:val="24"/>
-        </w:rPr>
-        <w:t>(г. 4, подібний: Дав ти як знам</w:t>
-      </w:r>
-      <w:r>
-        <w:rPr>
-          <w:rFonts w:ascii="Times New Roman" w:hAnsi="Times New Roman" w:cs="Times New Roman"/>
-          <w:i/>
-          <w:color w:val="FF0000"/>
-          <w:sz w:val="24"/>
-          <w:szCs w:val="24"/>
-        </w:rPr>
-        <w:t>ено):</w:t>
-      </w:r>
-      <w:r>
-        <w:rPr>
-          <w:rFonts w:ascii="Times New Roman" w:hAnsi="Times New Roman" w:cs="Times New Roman"/>
-          <w:sz w:val="24"/>
-          <w:szCs w:val="24"/>
-        </w:rPr>
-        <w:t xml:space="preserve"> Дав єси нам, Преблагий,* як взірець терпіння і мужности* чесноти, і слова, і божественні діла* праведного Йова багатостраждального,* і врозумляєш воістину* тих, на кого спадають нещастя.* Тим-то Твій незбагненний Промисел славимо,* Ісусе Всесильний,*</w:t>
-      </w:r>
-      <w:r>
-        <w:rPr>
-          <w:rFonts w:ascii="Times New Roman" w:hAnsi="Times New Roman" w:cs="Times New Roman"/>
-          <w:sz w:val="24"/>
-          <w:szCs w:val="24"/>
-        </w:rPr>
-        <w:t xml:space="preserve"> Спасе душ наших!</w:t>
+        <w:pStyle w:val="a"/>
+      </w:pPr>
+      <w:r>
+        <w:rPr>
+          <w:rFonts w:ascii="Times New Roman" w:hAnsi="Times New Roman"/>
+          <w:i/>
+          <w:color w:val="FF0000"/>
+          <w:sz w:val="24"/>
+        </w:rPr>
+        <w:t xml:space="preserve">(г. 1, подібний: Преславні мученики): </w:t>
+      </w:r>
+      <w:r>
+        <w:rPr>
+          <w:rFonts w:ascii="Times New Roman" w:hAnsi="Times New Roman"/>
+          <w:sz w:val="24"/>
+        </w:rPr>
+        <w:t xml:space="preserve">Богомудрий, блаженний </w:t>
+      </w:r>
+      <w:r>
+        <w:rPr>
+          <w:rFonts w:ascii="Times New Roman" w:hAnsi="Times New Roman"/>
+          <w:i w:val="0"/>
+          <w:color w:val="000000"/>
+          <w:sz w:val="24"/>
+          <w:highlight w:val="yellow"/>
+        </w:rPr>
+        <w:t>Теодота</w:t>
+      </w:r>
+      <w:r>
+        <w:rPr>
+          <w:rFonts w:ascii="Times New Roman" w:hAnsi="Times New Roman"/>
+          <w:sz w:val="24"/>
+        </w:rPr>
+        <w:t>!* Багряною твоєю кров'ю* ти оздобив свою священну* і божественну одежу,* проходивши благочесно від сили до сили,* і від слави до слави.* Молися нині, щоб дано душам нашим мир* і велику милість.</w:t>
       </w:r>
     </w:p>
     <w:p>
@@ -3696,29 +3687,14 @@
     </w:p>
     <w:p>
       <w:pPr>
-        <w:spacing w:after="120"/>
-        <w:jc w:val="both"/>
-        <w:rPr>
-          <w:rFonts w:ascii="Times New Roman" w:hAnsi="Times New Roman" w:cs="Times New Roman"/>
-          <w:sz w:val="24"/>
-          <w:szCs w:val="24"/>
-        </w:rPr>
-      </w:pPr>
-      <w:r>
-        <w:rPr>
-          <w:rFonts w:ascii="Times New Roman" w:hAnsi="Times New Roman" w:cs="Times New Roman"/>
-          <w:sz w:val="24"/>
-          <w:szCs w:val="24"/>
-        </w:rPr>
-        <w:t>Як праведний і беззлобний,* щирий, і непорочний,* і непричетний до всякої злої речі,* Йове, знаний був єси,* прикрашений чеснотами воістину* і благочестям сяючий, блаженний.* Тим-то тебе ублажаємо* і святе твоє сьогодні і священне* святкуємо, радіючи, торж</w:t>
-      </w:r>
-      <w:r>
-        <w:rPr>
-          <w:rFonts w:ascii="Times New Roman" w:hAnsi="Times New Roman" w:cs="Times New Roman"/>
-          <w:sz w:val="24"/>
-          <w:szCs w:val="24"/>
-        </w:rPr>
-        <w:t>ество.</w:t>
+        <w:pStyle w:val="a"/>
+      </w:pPr>
+      <w:r>
+        <w:rPr>
+          <w:rFonts w:ascii="Times New Roman" w:hAnsi="Times New Roman"/>
+          <w:sz w:val="24"/>
+        </w:rPr>
+        <w:t>Як правдивий священик,* ти найперше приносив Богові* безкровну жертву,* наостанок же, як справжній мученик,* ти, всечесний благовіснику Бога,* приніс Христові себе самого,* як цілопальну приємну жертву.* Моли його за тих,* що тебе прославляють.</w:t>
       </w:r>
     </w:p>
     <w:p>
@@ -3763,124 +3739,90 @@
     </w:p>
     <w:p>
       <w:pPr>
-        <w:spacing w:after="120"/>
-        <w:jc w:val="both"/>
-        <w:rPr>
-          <w:rFonts w:ascii="Times New Roman" w:hAnsi="Times New Roman" w:cs="Times New Roman"/>
-          <w:sz w:val="24"/>
-          <w:szCs w:val="24"/>
-        </w:rPr>
-      </w:pPr>
-      <w:r>
-        <w:rPr>
-          <w:rFonts w:ascii="Times New Roman" w:hAnsi="Times New Roman" w:cs="Times New Roman"/>
-          <w:sz w:val="24"/>
-          <w:szCs w:val="24"/>
-        </w:rPr>
-        <w:t>Багатством благочестя,* наче багряницею многоцінною прикрашений,* непорочний Йове,* співчуттям, справедливістю,* мовби божественним вінцем зодягнений,* над тиранячими пристрастями цар</w:t>
-      </w:r>
-      <w:r>
-        <w:rPr>
-          <w:rFonts w:ascii="Times New Roman" w:hAnsi="Times New Roman" w:cs="Times New Roman"/>
-          <w:sz w:val="24"/>
-          <w:szCs w:val="24"/>
-        </w:rPr>
-        <w:t>ював ти.* Тим-то в царства умозримі ти переставився,* щоб предстати, славний,* вічному Цареві.</w:t>
-      </w:r>
-    </w:p>
-    <w:p>
-      <w:pPr>
-        <w:spacing w:after="120"/>
-        <w:jc w:val="both"/>
-        <w:rPr>
-          <w:rFonts w:ascii="Times New Roman" w:hAnsi="Times New Roman" w:cs="Times New Roman"/>
-          <w:color w:val="000000"/>
-          <w:sz w:val="24"/>
-          <w:szCs w:val="24"/>
-        </w:rPr>
-      </w:pPr>
-      <w:r>
-        <w:rPr>
-          <w:rFonts w:ascii="Times New Roman" w:hAnsi="Times New Roman" w:cs="Times New Roman"/>
+        <w:pStyle w:val="a"/>
+      </w:pPr>
+      <w:r>
+        <w:rPr>
+          <w:rFonts w:ascii="Times New Roman" w:hAnsi="Times New Roman"/>
+          <w:sz w:val="24"/>
+        </w:rPr>
+        <w:t>Ти, богомудрий Отче, привів Христові мученицькі полки;* напоумляючи своїми повчаннями* і наказуючи заповідями,* ти поставив себе самого* за видимий зразок.* Молися з ними,* щоб дати душам нашим мир* і велику милість.</w:t>
+      </w:r>
+    </w:p>
+    <w:p>
+      <w:pPr>
+        <w:pStyle w:val="a"/>
+      </w:pPr>
+      <w:r>
+        <w:rPr>
+          <w:rFonts w:ascii="Times New Roman" w:hAnsi="Times New Roman"/>
           <w:b/>
           <w:sz w:val="24"/>
-          <w:szCs w:val="24"/>
-        </w:rPr>
-        <w:t>Слава</w:t>
-      </w:r>
-      <w:r>
-        <w:rPr>
-          <w:rFonts w:ascii="Times New Roman" w:hAnsi="Times New Roman" w:cs="Times New Roman"/>
-          <w:sz w:val="24"/>
-          <w:szCs w:val="24"/>
-        </w:rPr>
-        <w:t xml:space="preserve"> </w:t>
-      </w:r>
-      <w:r>
-        <w:rPr>
-          <w:rFonts w:ascii="Times New Roman" w:hAnsi="Times New Roman" w:cs="Times New Roman"/>
+        </w:rPr>
+        <w:t xml:space="preserve">Слава </w:t>
+      </w:r>
+      <w:r>
+        <w:rPr>
+          <w:rFonts w:ascii="Times New Roman" w:hAnsi="Times New Roman"/>
+          <w:i/>
+          <w:color w:val="FF0000"/>
+          <w:sz w:val="24"/>
+        </w:rPr>
+        <w:t xml:space="preserve">(г. 1): </w:t>
+      </w:r>
+      <w:r>
+        <w:rPr>
+          <w:rFonts w:ascii="Times New Roman" w:hAnsi="Times New Roman"/>
+          <w:sz w:val="24"/>
+        </w:rPr>
+        <w:t xml:space="preserve">Ти, Священний, став посудом Святого Духа,* очистивши душу від пристрастей.* Тим-то прийняв ти, страждальнику </w:t>
+      </w:r>
+      <w:r>
+        <w:rPr>
+          <w:rFonts w:ascii="Times New Roman" w:hAnsi="Times New Roman"/>
+          <w:i w:val="0"/>
+          <w:color w:val="000000"/>
+          <w:sz w:val="24"/>
+          <w:highlight w:val="yellow"/>
+        </w:rPr>
+        <w:t>Теодота</w:t>
+      </w:r>
+      <w:r>
+        <w:rPr>
+          <w:rFonts w:ascii="Times New Roman" w:hAnsi="Times New Roman"/>
+          <w:sz w:val="24"/>
+        </w:rPr>
+        <w:t>, святе божественне помазання,* ставши святителем і наставником богомудрому народові,* та й непереможним мучеником того,* хто за нас витерпів страждання і подав безсмертя.* Моли його, щоб дав нам велику милість.</w:t>
+      </w:r>
+    </w:p>
+    <w:p>
+      <w:pPr>
+        <w:pStyle w:val="a"/>
+      </w:pPr>
+      <w:r>
+        <w:rPr>
+          <w:rFonts w:ascii="Times New Roman" w:hAnsi="Times New Roman"/>
           <w:b/>
           <w:sz w:val="24"/>
-          <w:szCs w:val="24"/>
-        </w:rPr>
-        <w:t>І нині</w:t>
-      </w:r>
-      <w:r>
-        <w:rPr>
-          <w:rFonts w:ascii="Times New Roman" w:hAnsi="Times New Roman" w:cs="Times New Roman"/>
-          <w:sz w:val="24"/>
-          <w:szCs w:val="24"/>
-        </w:rPr>
-        <w:t> </w:t>
-      </w:r>
-      <w:r>
-        <w:rPr>
-          <w:rFonts w:ascii="Times New Roman" w:hAnsi="Times New Roman" w:cs="Times New Roman"/>
-          <w:i/>
-          <w:color w:val="FF0000"/>
-          <w:sz w:val="24"/>
-          <w:szCs w:val="24"/>
-        </w:rPr>
-        <w:t>(г. 6):</w:t>
-      </w:r>
-      <w:r>
-        <w:rPr>
-          <w:rFonts w:ascii="Times New Roman" w:hAnsi="Times New Roman" w:cs="Times New Roman"/>
-          <w:color w:val="000000"/>
-          <w:sz w:val="24"/>
-          <w:szCs w:val="24"/>
-        </w:rPr>
-        <w:t> При криниці Якова стрінув Ісус самарянку* та й просить у неї напитися води той,* що хмарами обгортає землю.* О, чудо! Той, кого носять херув</w:t>
-      </w:r>
-      <w:r>
-        <w:rPr>
-          <w:rFonts w:ascii="Times New Roman" w:hAnsi="Times New Roman" w:cs="Times New Roman"/>
-          <w:color w:val="000000"/>
-          <w:sz w:val="24"/>
-          <w:szCs w:val="24"/>
-        </w:rPr>
-        <w:t xml:space="preserve">ими, з блудницею розмовляє!* Просить води той, хто на водах землю завісив!* Води шукає той, хто наливає джерела й озера,* вельми бажаючи приєднати ту,* що її поневолив ненависний ворог,* і як єдиний добросердий чоловіколюбець,* напоїти живою водою ту,* що </w:t>
-      </w:r>
-      <w:r>
-        <w:rPr>
-          <w:rFonts w:ascii="Times New Roman" w:hAnsi="Times New Roman" w:cs="Times New Roman"/>
-          <w:color w:val="000000"/>
-          <w:sz w:val="24"/>
-          <w:szCs w:val="24"/>
-        </w:rPr>
-        <w:t>тяжко томилася грішною гарячкою.</w:t>
-      </w:r>
-    </w:p>
-    <w:p>
-      <w:pPr>
-        <w:spacing w:after="120"/>
-        <w:jc w:val="both"/>
-        <w:rPr>
-          <w:rFonts w:ascii="Times New Roman" w:hAnsi="Times New Roman" w:cs="Times New Roman"/>
-          <w:sz w:val="24"/>
-          <w:szCs w:val="24"/>
-        </w:rPr>
-      </w:pPr>
+        </w:rPr>
+        <w:t xml:space="preserve">І нині </w:t>
+      </w:r>
+      <w:r>
+        <w:rPr>
+          <w:rFonts w:ascii="Times New Roman" w:hAnsi="Times New Roman"/>
+          <w:i/>
+          <w:color w:val="FF0000"/>
+          <w:sz w:val="24"/>
+        </w:rPr>
+        <w:t xml:space="preserve">(хрестобогородичний): </w:t>
+      </w:r>
+      <w:r>
+        <w:rPr>
+          <w:rFonts w:ascii="Times New Roman" w:hAnsi="Times New Roman"/>
+          <w:sz w:val="24"/>
+        </w:rPr>
+        <w:t>Коли ти побачила свого Сина і Владику,* що на хресті простер свої руки* і дав себе списом у бік проколоти,* ти кликала, Мати чиста, плачучи:* Горе мені! Як же то страждаєш ти,* що відняв у людей страждання, Чоловіколюбче?</w:t>
+      </w:r>
     </w:p>
     <w:p>
       <w:pPr>

--- a/flow/20230914_vu_template/drafts/2024-06-u/07-ПТ-Теодота Анкирського.docx
+++ b/flow/20230914_vu_template/drafts/2024-06-u/07-ПТ-Теодота Анкирського.docx
@@ -3,23 +3,53 @@
 <w:document xmlns:wpc="http://schemas.microsoft.com/office/word/2010/wordprocessingCanvas" xmlns:cx="http://schemas.microsoft.com/office/drawing/2014/chartex" xmlns:cx1="http://schemas.microsoft.com/office/drawing/2015/9/8/chartex" xmlns:cx2="http://schemas.microsoft.com/office/drawing/2015/10/21/chartex" xmlns:cx3="http://schemas.microsoft.com/office/drawing/2016/5/9/chartex" xmlns:cx4="http://schemas.microsoft.com/office/drawing/2016/5/10/chartex" xmlns:cx5="http://schemas.microsoft.com/office/drawing/2016/5/11/chartex" xmlns:cx6="http://schemas.microsoft.com/office/drawing/2016/5/12/chartex" xmlns:cx7="http://schemas.microsoft.com/office/drawing/2016/5/13/chartex" xmlns:cx8="http://schemas.microsoft.com/office/drawing/2016/5/14/chartex" xmlns:mc="http://schemas.openxmlformats.org/markup-compatibility/2006" xmlns:aink="http://schemas.microsoft.com/office/drawing/2016/ink" xmlns:am3d="http://schemas.microsoft.com/office/drawing/2017/model3d" xmlns:o="urn:schemas-microsoft-com:office:office" xmlns:r="http://schemas.openxmlformats.org/officeDocument/2006/relationships" xmlns:m="http://schemas.openxmlformats.org/officeDocument/2006/math" xmlns:v="urn:schemas-microsoft-com:vml" xmlns:wp14="http://schemas.microsoft.com/office/word/2010/wordprocessingDrawing" xmlns:wp="http://schemas.openxmlformats.org/drawingml/2006/wordprocessingDrawing" xmlns:w10="urn:schemas-microsoft-com:office:word" xmlns:w="http://schemas.openxmlformats.org/wordprocessingml/2006/main" xmlns:w14="http://schemas.microsoft.com/office/word/2010/wordml" xmlns:w15="http://schemas.microsoft.com/office/word/2012/wordml" xmlns:w16cex="http://schemas.microsoft.com/office/word/2018/wordml/cex" xmlns:w16cid="http://schemas.microsoft.com/office/word/2016/wordml/cid" xmlns:w16="http://schemas.microsoft.com/office/word/2018/wordml" xmlns:w16sdtdh="http://schemas.microsoft.com/office/word/2020/wordml/sdtdatahash" xmlns:w16se="http://schemas.microsoft.com/office/word/2015/wordml/symex" xmlns:wpg="http://schemas.microsoft.com/office/word/2010/wordprocessingGroup" xmlns:wpi="http://schemas.microsoft.com/office/word/2010/wordprocessingInk" xmlns:wne="http://schemas.microsoft.com/office/word/2006/wordml" xmlns:wps="http://schemas.microsoft.com/office/word/2010/wordprocessingShape" mc:Ignorable="w14 w15 w16se w16cid w16 w16cex w16sdtdh wp14">
   <w:body>
     <w:p>
-      <w:r>
-        <w:rPr>
-          <w:rFonts w:ascii="Times New Roman" w:hAnsi="Times New Roman"/>
+      <w:pPr>
+        <w:pBdr>
+          <w:top w:val="nil"/>
+          <w:left w:val="nil"/>
+          <w:bottom w:val="nil"/>
+          <w:right w:val="nil"/>
+          <w:between w:val="nil"/>
+        </w:pBdr>
+        <w:spacing w:after="120"/>
+        <w:rPr>
+          <w:rFonts w:ascii="Times New Roman" w:hAnsi="Times New Roman" w:cs="Times New Roman"/>
+          <w:color w:val="000000"/>
+          <w:sz w:val="24"/>
+          <w:szCs w:val="24"/>
+        </w:rPr>
+      </w:pPr>
+      <w:r>
+        <w:rPr>
+          <w:rFonts w:ascii="Times New Roman" w:hAnsi="Times New Roman" w:cs="Times New Roman"/>
+          <w:color w:val="000000"/>
+          <w:sz w:val="24"/>
+          <w:szCs w:val="24"/>
+        </w:rPr>
+        <w:t>Травень 19 П'ятниця</w:t>
+      </w:r>
+      <w:r>
+        <w:rPr>
+          <w:rFonts w:ascii="Times New Roman" w:hAnsi="Times New Roman" w:cs="Times New Roman"/>
+          <w:color w:val="000000"/>
+          <w:sz w:val="24"/>
+          <w:szCs w:val="24"/>
+        </w:rPr>
+        <w:br/>
+        <w:t>19 (6) Св. праведного, і многострадального Іова.</w:t>
+      </w:r>
+    </w:p>
+    <w:p>
+      <w:pPr>
+        <w:spacing w:after="120"/>
+        <w:rPr>
+          <w:rFonts w:ascii="Times New Roman" w:hAnsi="Times New Roman" w:cs="Times New Roman"/>
           <w:b/>
-          <w:sz w:val="24"/>
-        </w:rPr>
-        <w:t>Червень 7, П'ятниця</w:t>
-      </w:r>
-    </w:p>
-    <w:p>
-      <w:r>
-        <w:rPr>
-          <w:rFonts w:ascii="Times New Roman" w:hAnsi="Times New Roman"/>
-          <w:sz w:val="24"/>
-        </w:rPr>
-        <w:t>Св. сщмч. Теодота (Богдана), єп. Анкирського</w:t>
-      </w:r>
+          <w:color w:val="FF0000"/>
+          <w:sz w:val="24"/>
+          <w:szCs w:val="24"/>
+        </w:rPr>
+      </w:pPr>
     </w:p>
     <w:p>
       <w:pPr>
@@ -51,19 +81,30 @@
       </w:pPr>
       <w:r>
         <w:rPr>
-          <w:rFonts w:ascii="Times New Roman" w:hAnsi="Times New Roman"/>
-          <w:i/>
-          <w:color w:val="FF4400"/>
-          <w:sz w:val="24"/>
+          <w:rFonts w:ascii="Times New Roman" w:hAnsi="Times New Roman" w:cs="Times New Roman"/>
+          <w:i/>
+          <w:color w:val="FF0000"/>
+          <w:sz w:val="24"/>
+          <w:szCs w:val="24"/>
         </w:rPr>
         <w:t>Священик:</w:t>
       </w:r>
       <w:r>
         <w:rPr>
-          <w:rFonts w:ascii="Times New Roman" w:hAnsi="Times New Roman"/>
-          <w:sz w:val="24"/>
-        </w:rPr>
-        <w:t xml:space="preserve"> Благословенний Бог наш завжди, нині і повсякчас, і на віки віків.</w:t>
+          <w:rFonts w:ascii="Times New Roman" w:hAnsi="Times New Roman" w:cs="Times New Roman"/>
+          <w:color w:val="FF0000"/>
+          <w:sz w:val="24"/>
+          <w:szCs w:val="24"/>
+        </w:rPr>
+        <w:t xml:space="preserve"> </w:t>
+      </w:r>
+      <w:r>
+        <w:rPr>
+          <w:rFonts w:ascii="Times New Roman" w:hAnsi="Times New Roman" w:cs="Times New Roman"/>
+          <w:sz w:val="24"/>
+          <w:szCs w:val="24"/>
+        </w:rPr>
+        <w:t>Благословенний Бог наш завжди, нині і повсякчас, і на віки віків.</w:t>
       </w:r>
     </w:p>
     <w:p>
@@ -338,17 +379,19 @@
       </w:pPr>
       <w:r>
         <w:rPr>
-          <w:rFonts w:ascii="Times New Roman" w:hAnsi="Times New Roman"/>
-          <w:i/>
-          <w:color w:val="FF4400"/>
-          <w:sz w:val="24"/>
+          <w:rFonts w:ascii="Times New Roman" w:hAnsi="Times New Roman" w:cs="Times New Roman"/>
+          <w:i/>
+          <w:color w:val="FF0000"/>
+          <w:sz w:val="24"/>
+          <w:szCs w:val="24"/>
         </w:rPr>
         <w:t>Священик:</w:t>
       </w:r>
       <w:r>
         <w:rPr>
-          <w:rFonts w:ascii="Times New Roman" w:hAnsi="Times New Roman"/>
-          <w:sz w:val="24"/>
+          <w:rFonts w:ascii="Times New Roman" w:hAnsi="Times New Roman" w:cs="Times New Roman"/>
+          <w:sz w:val="24"/>
+          <w:szCs w:val="24"/>
         </w:rPr>
         <w:t xml:space="preserve"> Бо твоє є царство, і сила, і слава, Отця, і Сина, і Святого Духа, нині і повсякчас, і на віки віків.</w:t>
       </w:r>
@@ -2611,19 +2654,29 @@
       </w:pPr>
       <w:r>
         <w:rPr>
-          <w:rFonts w:ascii="Times New Roman" w:hAnsi="Times New Roman"/>
-          <w:i/>
-          <w:color w:val="FF4400"/>
-          <w:sz w:val="24"/>
+          <w:rFonts w:ascii="Times New Roman" w:hAnsi="Times New Roman" w:cs="Times New Roman"/>
+          <w:i/>
+          <w:color w:val="FF0000"/>
+          <w:sz w:val="24"/>
+          <w:szCs w:val="24"/>
         </w:rPr>
         <w:t>Священик:</w:t>
       </w:r>
       <w:r>
         <w:rPr>
-          <w:rFonts w:ascii="Times New Roman" w:hAnsi="Times New Roman"/>
-          <w:sz w:val="24"/>
-        </w:rPr>
-        <w:t xml:space="preserve"> Бо тобі належить усяка слава, честь і поклоніння, Отцю, і Сину, і Святому Духові, нині і повсякчас, і на віки віків.</w:t>
+          <w:rFonts w:ascii="Times New Roman" w:hAnsi="Times New Roman" w:cs="Times New Roman"/>
+          <w:sz w:val="24"/>
+          <w:szCs w:val="24"/>
+        </w:rPr>
+        <w:t xml:space="preserve"> Бо тобі належить усяка слава, ч</w:t>
+      </w:r>
+      <w:r>
+        <w:rPr>
+          <w:rFonts w:ascii="Times New Roman" w:hAnsi="Times New Roman" w:cs="Times New Roman"/>
+          <w:sz w:val="24"/>
+          <w:szCs w:val="24"/>
+        </w:rPr>
+        <w:t>есть і поклоніння, Отцю, і Сину, і Святому Духові, нині і повсякчас, і на віки віків.</w:t>
       </w:r>
     </w:p>
     <w:p>
@@ -3584,40 +3637,49 @@
     </w:p>
     <w:p>
       <w:pPr>
-        <w:pStyle w:val="a"/>
-      </w:pPr>
-      <w:r>
-        <w:rPr>
-          <w:rFonts w:ascii="Times New Roman" w:hAnsi="Times New Roman"/>
-          <w:i/>
-          <w:color w:val="FF0000"/>
-          <w:sz w:val="24"/>
-        </w:rPr>
-        <w:t xml:space="preserve">(г. 1, подібний: Преславні мученики): </w:t>
-      </w:r>
-      <w:r>
-        <w:rPr>
-          <w:rFonts w:ascii="Times New Roman" w:hAnsi="Times New Roman"/>
-          <w:sz w:val="24"/>
-        </w:rPr>
-        <w:t xml:space="preserve">Богомудрий, блаженний </w:t>
-      </w:r>
-      <w:r>
-        <w:rPr>
-          <w:rFonts w:ascii="Times New Roman" w:hAnsi="Times New Roman"/>
-          <w:i w:val="0"/>
-          <w:color w:val="000000"/>
-          <w:sz w:val="24"/>
-          <w:highlight w:val="yellow"/>
-        </w:rPr>
-        <w:t>Теодота</w:t>
-      </w:r>
-      <w:r>
-        <w:rPr>
-          <w:rFonts w:ascii="Times New Roman" w:hAnsi="Times New Roman"/>
-          <w:sz w:val="24"/>
-        </w:rPr>
-        <w:t>!* Багряною твоєю кров'ю* ти оздобив свою священну* і божественну одежу,* проходивши благочесно від сили до сили,* і від слави до слави.* Молися нині, щоб дано душам нашим мир* і велику милість.</w:t>
+        <w:spacing w:after="120"/>
+        <w:jc w:val="both"/>
+        <w:rPr>
+          <w:rFonts w:ascii="Times New Roman" w:hAnsi="Times New Roman" w:cs="Times New Roman"/>
+          <w:sz w:val="24"/>
+          <w:szCs w:val="24"/>
+        </w:rPr>
+      </w:pPr>
+      <w:r>
+        <w:rPr>
+          <w:rFonts w:ascii="Times New Roman" w:hAnsi="Times New Roman" w:cs="Times New Roman"/>
+          <w:i/>
+          <w:color w:val="FF0000"/>
+          <w:sz w:val="24"/>
+          <w:szCs w:val="24"/>
+        </w:rPr>
+        <w:t>(г. 4, подібний: Дав ти як знам</w:t>
+      </w:r>
+      <w:r>
+        <w:rPr>
+          <w:rFonts w:ascii="Times New Roman" w:hAnsi="Times New Roman" w:cs="Times New Roman"/>
+          <w:i/>
+          <w:color w:val="FF0000"/>
+          <w:sz w:val="24"/>
+          <w:szCs w:val="24"/>
+        </w:rPr>
+        <w:t>ено):</w:t>
+      </w:r>
+      <w:r>
+        <w:rPr>
+          <w:rFonts w:ascii="Times New Roman" w:hAnsi="Times New Roman" w:cs="Times New Roman"/>
+          <w:sz w:val="24"/>
+          <w:szCs w:val="24"/>
+        </w:rPr>
+        <w:t xml:space="preserve"> Дав єси нам, Преблагий,* як взірець терпіння і мужности* чесноти, і слова, і божественні діла* праведного Йова багатостраждального,* і врозумляєш воістину* тих, на кого спадають нещастя.* Тим-то Твій незбагненний Промисел славимо,* Ісусе Всесильний,*</w:t>
+      </w:r>
+      <w:r>
+        <w:rPr>
+          <w:rFonts w:ascii="Times New Roman" w:hAnsi="Times New Roman" w:cs="Times New Roman"/>
+          <w:sz w:val="24"/>
+          <w:szCs w:val="24"/>
+        </w:rPr>
+        <w:t xml:space="preserve"> Спасе душ наших!</w:t>
       </w:r>
     </w:p>
     <w:p>
@@ -3687,14 +3749,29 @@
     </w:p>
     <w:p>
       <w:pPr>
-        <w:pStyle w:val="a"/>
-      </w:pPr>
-      <w:r>
-        <w:rPr>
-          <w:rFonts w:ascii="Times New Roman" w:hAnsi="Times New Roman"/>
-          <w:sz w:val="24"/>
-        </w:rPr>
-        <w:t>Як правдивий священик,* ти найперше приносив Богові* безкровну жертву,* наостанок же, як справжній мученик,* ти, всечесний благовіснику Бога,* приніс Христові себе самого,* як цілопальну приємну жертву.* Моли його за тих,* що тебе прославляють.</w:t>
+        <w:spacing w:after="120"/>
+        <w:jc w:val="both"/>
+        <w:rPr>
+          <w:rFonts w:ascii="Times New Roman" w:hAnsi="Times New Roman" w:cs="Times New Roman"/>
+          <w:sz w:val="24"/>
+          <w:szCs w:val="24"/>
+        </w:rPr>
+      </w:pPr>
+      <w:r>
+        <w:rPr>
+          <w:rFonts w:ascii="Times New Roman" w:hAnsi="Times New Roman" w:cs="Times New Roman"/>
+          <w:sz w:val="24"/>
+          <w:szCs w:val="24"/>
+        </w:rPr>
+        <w:t>Як праведний і беззлобний,* щирий, і непорочний,* і непричетний до всякої злої речі,* Йове, знаний був єси,* прикрашений чеснотами воістину* і благочестям сяючий, блаженний.* Тим-то тебе ублажаємо* і святе твоє сьогодні і священне* святкуємо, радіючи, торж</w:t>
+      </w:r>
+      <w:r>
+        <w:rPr>
+          <w:rFonts w:ascii="Times New Roman" w:hAnsi="Times New Roman" w:cs="Times New Roman"/>
+          <w:sz w:val="24"/>
+          <w:szCs w:val="24"/>
+        </w:rPr>
+        <w:t>ество.</w:t>
       </w:r>
     </w:p>
     <w:p>
@@ -3739,90 +3816,124 @@
     </w:p>
     <w:p>
       <w:pPr>
-        <w:pStyle w:val="a"/>
-      </w:pPr>
-      <w:r>
-        <w:rPr>
-          <w:rFonts w:ascii="Times New Roman" w:hAnsi="Times New Roman"/>
-          <w:sz w:val="24"/>
-        </w:rPr>
-        <w:t>Ти, богомудрий Отче, привів Христові мученицькі полки;* напоумляючи своїми повчаннями* і наказуючи заповідями,* ти поставив себе самого* за видимий зразок.* Молися з ними,* щоб дати душам нашим мир* і велику милість.</w:t>
-      </w:r>
-    </w:p>
-    <w:p>
-      <w:pPr>
-        <w:pStyle w:val="a"/>
-      </w:pPr>
-      <w:r>
-        <w:rPr>
-          <w:rFonts w:ascii="Times New Roman" w:hAnsi="Times New Roman"/>
+        <w:spacing w:after="120"/>
+        <w:jc w:val="both"/>
+        <w:rPr>
+          <w:rFonts w:ascii="Times New Roman" w:hAnsi="Times New Roman" w:cs="Times New Roman"/>
+          <w:sz w:val="24"/>
+          <w:szCs w:val="24"/>
+        </w:rPr>
+      </w:pPr>
+      <w:r>
+        <w:rPr>
+          <w:rFonts w:ascii="Times New Roman" w:hAnsi="Times New Roman" w:cs="Times New Roman"/>
+          <w:sz w:val="24"/>
+          <w:szCs w:val="24"/>
+        </w:rPr>
+        <w:t>Багатством благочестя,* наче багряницею многоцінною прикрашений,* непорочний Йове,* співчуттям, справедливістю,* мовби божественним вінцем зодягнений,* над тиранячими пристрастями цар</w:t>
+      </w:r>
+      <w:r>
+        <w:rPr>
+          <w:rFonts w:ascii="Times New Roman" w:hAnsi="Times New Roman" w:cs="Times New Roman"/>
+          <w:sz w:val="24"/>
+          <w:szCs w:val="24"/>
+        </w:rPr>
+        <w:t>ював ти.* Тим-то в царства умозримі ти переставився,* щоб предстати, славний,* вічному Цареві.</w:t>
+      </w:r>
+    </w:p>
+    <w:p>
+      <w:pPr>
+        <w:spacing w:after="120"/>
+        <w:jc w:val="both"/>
+        <w:rPr>
+          <w:rFonts w:ascii="Times New Roman" w:hAnsi="Times New Roman" w:cs="Times New Roman"/>
+          <w:color w:val="000000"/>
+          <w:sz w:val="24"/>
+          <w:szCs w:val="24"/>
+        </w:rPr>
+      </w:pPr>
+      <w:r>
+        <w:rPr>
+          <w:rFonts w:ascii="Times New Roman" w:hAnsi="Times New Roman" w:cs="Times New Roman"/>
           <w:b/>
           <w:sz w:val="24"/>
-        </w:rPr>
-        <w:t xml:space="preserve">Слава </w:t>
-      </w:r>
-      <w:r>
-        <w:rPr>
-          <w:rFonts w:ascii="Times New Roman" w:hAnsi="Times New Roman"/>
-          <w:i/>
-          <w:color w:val="FF0000"/>
-          <w:sz w:val="24"/>
-        </w:rPr>
-        <w:t xml:space="preserve">(г. 1): </w:t>
-      </w:r>
-      <w:r>
-        <w:rPr>
-          <w:rFonts w:ascii="Times New Roman" w:hAnsi="Times New Roman"/>
-          <w:sz w:val="24"/>
-        </w:rPr>
-        <w:t xml:space="preserve">Ти, Священний, став посудом Святого Духа,* очистивши душу від пристрастей.* Тим-то прийняв ти, страждальнику </w:t>
-      </w:r>
-      <w:r>
-        <w:rPr>
-          <w:rFonts w:ascii="Times New Roman" w:hAnsi="Times New Roman"/>
-          <w:i w:val="0"/>
-          <w:color w:val="000000"/>
-          <w:sz w:val="24"/>
-          <w:highlight w:val="yellow"/>
-        </w:rPr>
-        <w:t>Теодота</w:t>
-      </w:r>
-      <w:r>
-        <w:rPr>
-          <w:rFonts w:ascii="Times New Roman" w:hAnsi="Times New Roman"/>
-          <w:sz w:val="24"/>
-        </w:rPr>
-        <w:t>, святе божественне помазання,* ставши святителем і наставником богомудрому народові,* та й непереможним мучеником того,* хто за нас витерпів страждання і подав безсмертя.* Моли його, щоб дав нам велику милість.</w:t>
-      </w:r>
-    </w:p>
-    <w:p>
-      <w:pPr>
-        <w:pStyle w:val="a"/>
-      </w:pPr>
-      <w:r>
-        <w:rPr>
-          <w:rFonts w:ascii="Times New Roman" w:hAnsi="Times New Roman"/>
+          <w:szCs w:val="24"/>
+        </w:rPr>
+        <w:t>Слава</w:t>
+      </w:r>
+      <w:r>
+        <w:rPr>
+          <w:rFonts w:ascii="Times New Roman" w:hAnsi="Times New Roman" w:cs="Times New Roman"/>
+          <w:sz w:val="24"/>
+          <w:szCs w:val="24"/>
+        </w:rPr>
+        <w:t xml:space="preserve"> </w:t>
+      </w:r>
+      <w:r>
+        <w:rPr>
+          <w:rFonts w:ascii="Times New Roman" w:hAnsi="Times New Roman" w:cs="Times New Roman"/>
           <w:b/>
           <w:sz w:val="24"/>
-        </w:rPr>
-        <w:t xml:space="preserve">І нині </w:t>
-      </w:r>
-      <w:r>
-        <w:rPr>
-          <w:rFonts w:ascii="Times New Roman" w:hAnsi="Times New Roman"/>
-          <w:i/>
-          <w:color w:val="FF0000"/>
-          <w:sz w:val="24"/>
-        </w:rPr>
-        <w:t xml:space="preserve">(хрестобогородичний): </w:t>
-      </w:r>
-      <w:r>
-        <w:rPr>
-          <w:rFonts w:ascii="Times New Roman" w:hAnsi="Times New Roman"/>
-          <w:sz w:val="24"/>
-        </w:rPr>
-        <w:t>Коли ти побачила свого Сина і Владику,* що на хресті простер свої руки* і дав себе списом у бік проколоти,* ти кликала, Мати чиста, плачучи:* Горе мені! Як же то страждаєш ти,* що відняв у людей страждання, Чоловіколюбче?</w:t>
-      </w:r>
+          <w:szCs w:val="24"/>
+        </w:rPr>
+        <w:t>І нині</w:t>
+      </w:r>
+      <w:r>
+        <w:rPr>
+          <w:rFonts w:ascii="Times New Roman" w:hAnsi="Times New Roman" w:cs="Times New Roman"/>
+          <w:sz w:val="24"/>
+          <w:szCs w:val="24"/>
+        </w:rPr>
+        <w:t> </w:t>
+      </w:r>
+      <w:r>
+        <w:rPr>
+          <w:rFonts w:ascii="Times New Roman" w:hAnsi="Times New Roman" w:cs="Times New Roman"/>
+          <w:i/>
+          <w:color w:val="FF0000"/>
+          <w:sz w:val="24"/>
+          <w:szCs w:val="24"/>
+        </w:rPr>
+        <w:t>(г. 6):</w:t>
+      </w:r>
+      <w:r>
+        <w:rPr>
+          <w:rFonts w:ascii="Times New Roman" w:hAnsi="Times New Roman" w:cs="Times New Roman"/>
+          <w:color w:val="000000"/>
+          <w:sz w:val="24"/>
+          <w:szCs w:val="24"/>
+        </w:rPr>
+        <w:t> При криниці Якова стрінув Ісус самарянку* та й просить у неї напитися води той,* що хмарами обгортає землю.* О, чудо! Той, кого носять херув</w:t>
+      </w:r>
+      <w:r>
+        <w:rPr>
+          <w:rFonts w:ascii="Times New Roman" w:hAnsi="Times New Roman" w:cs="Times New Roman"/>
+          <w:color w:val="000000"/>
+          <w:sz w:val="24"/>
+          <w:szCs w:val="24"/>
+        </w:rPr>
+        <w:t xml:space="preserve">ими, з блудницею розмовляє!* Просить води той, хто на водах землю завісив!* Води шукає той, хто наливає джерела й озера,* вельми бажаючи приєднати ту,* що її поневолив ненависний ворог,* і як єдиний добросердий чоловіколюбець,* напоїти живою водою ту,* що </w:t>
+      </w:r>
+      <w:r>
+        <w:rPr>
+          <w:rFonts w:ascii="Times New Roman" w:hAnsi="Times New Roman" w:cs="Times New Roman"/>
+          <w:color w:val="000000"/>
+          <w:sz w:val="24"/>
+          <w:szCs w:val="24"/>
+        </w:rPr>
+        <w:t>тяжко томилася грішною гарячкою.</w:t>
+      </w:r>
+    </w:p>
+    <w:p>
+      <w:pPr>
+        <w:spacing w:after="120"/>
+        <w:jc w:val="both"/>
+        <w:rPr>
+          <w:rFonts w:ascii="Times New Roman" w:hAnsi="Times New Roman" w:cs="Times New Roman"/>
+          <w:sz w:val="24"/>
+          <w:szCs w:val="24"/>
+        </w:rPr>
+      </w:pPr>
     </w:p>
     <w:p>
       <w:pPr>
@@ -3948,19 +4059,30 @@
       </w:pPr>
       <w:r>
         <w:rPr>
-          <w:rFonts w:ascii="Times New Roman" w:hAnsi="Times New Roman"/>
-          <w:i/>
-          <w:color w:val="FF4400"/>
-          <w:sz w:val="24"/>
+          <w:rFonts w:ascii="Times New Roman" w:hAnsi="Times New Roman" w:cs="Times New Roman"/>
+          <w:i/>
+          <w:color w:val="FF0000"/>
+          <w:sz w:val="24"/>
+          <w:szCs w:val="24"/>
         </w:rPr>
         <w:t>Священик:</w:t>
       </w:r>
       <w:r>
         <w:rPr>
-          <w:rFonts w:ascii="Times New Roman" w:hAnsi="Times New Roman"/>
-          <w:sz w:val="24"/>
-        </w:rPr>
-        <w:t xml:space="preserve"> Мир всім.</w:t>
+          <w:rFonts w:ascii="Times New Roman" w:hAnsi="Times New Roman" w:cs="Times New Roman"/>
+          <w:color w:val="FF0000"/>
+          <w:sz w:val="24"/>
+          <w:szCs w:val="24"/>
+        </w:rPr>
+        <w:t xml:space="preserve"> </w:t>
+      </w:r>
+      <w:r>
+        <w:rPr>
+          <w:rFonts w:ascii="Times New Roman" w:hAnsi="Times New Roman" w:cs="Times New Roman"/>
+          <w:sz w:val="24"/>
+          <w:szCs w:val="24"/>
+        </w:rPr>
+        <w:t>Мир всім.</w:t>
       </w:r>
     </w:p>
     <w:p>
@@ -4958,19 +5080,38 @@
       </w:pPr>
       <w:r>
         <w:rPr>
-          <w:rFonts w:ascii="Times New Roman" w:hAnsi="Times New Roman"/>
-          <w:i/>
-          <w:color w:val="FF4400"/>
-          <w:sz w:val="24"/>
+          <w:rFonts w:ascii="Times New Roman" w:hAnsi="Times New Roman" w:cs="Times New Roman"/>
+          <w:i/>
+          <w:color w:val="FF0000"/>
+          <w:sz w:val="24"/>
+          <w:szCs w:val="24"/>
         </w:rPr>
         <w:t>Священик:</w:t>
       </w:r>
       <w:r>
         <w:rPr>
-          <w:rFonts w:ascii="Times New Roman" w:hAnsi="Times New Roman"/>
-          <w:sz w:val="24"/>
-        </w:rPr>
-        <w:t xml:space="preserve"> Бо ти Бог милости, ласк і чоловіколюбности, і тобі славу віддаємо: Отцю, і Сину, і Святому Духові, нині і повсякчас, і на віки віків.</w:t>
+          <w:rFonts w:ascii="Times New Roman" w:hAnsi="Times New Roman" w:cs="Times New Roman"/>
+          <w:color w:val="FF0000"/>
+          <w:sz w:val="24"/>
+          <w:szCs w:val="24"/>
+        </w:rPr>
+        <w:t xml:space="preserve"> </w:t>
+      </w:r>
+      <w:r>
+        <w:rPr>
+          <w:rFonts w:ascii="Times New Roman" w:hAnsi="Times New Roman" w:cs="Times New Roman"/>
+          <w:sz w:val="24"/>
+          <w:szCs w:val="24"/>
+        </w:rPr>
+        <w:t>Бо ти Бог милости, ласк і чоловіколюбно</w:t>
+      </w:r>
+      <w:r>
+        <w:rPr>
+          <w:rFonts w:ascii="Times New Roman" w:hAnsi="Times New Roman" w:cs="Times New Roman"/>
+          <w:sz w:val="24"/>
+          <w:szCs w:val="24"/>
+        </w:rPr>
+        <w:t>сти, і тобі славу віддаємо: Отцю, і Сину, і Святому Духові, нині і повсякчас, і на віки віків.</w:t>
       </w:r>
     </w:p>
     <w:p>
@@ -5023,19 +5164,30 @@
       </w:pPr>
       <w:r>
         <w:rPr>
-          <w:rFonts w:ascii="Times New Roman" w:hAnsi="Times New Roman"/>
-          <w:i/>
-          <w:color w:val="FF4400"/>
-          <w:sz w:val="24"/>
+          <w:rFonts w:ascii="Times New Roman" w:hAnsi="Times New Roman" w:cs="Times New Roman"/>
+          <w:i/>
+          <w:color w:val="FF0000"/>
+          <w:sz w:val="24"/>
+          <w:szCs w:val="24"/>
         </w:rPr>
         <w:t>Священик:</w:t>
       </w:r>
       <w:r>
         <w:rPr>
-          <w:rFonts w:ascii="Times New Roman" w:hAnsi="Times New Roman"/>
-          <w:sz w:val="24"/>
-        </w:rPr>
-        <w:t xml:space="preserve"> Мир всім.</w:t>
+          <w:rFonts w:ascii="Times New Roman" w:hAnsi="Times New Roman" w:cs="Times New Roman"/>
+          <w:color w:val="FF0000"/>
+          <w:sz w:val="24"/>
+          <w:szCs w:val="24"/>
+        </w:rPr>
+        <w:t xml:space="preserve"> </w:t>
+      </w:r>
+      <w:r>
+        <w:rPr>
+          <w:rFonts w:ascii="Times New Roman" w:hAnsi="Times New Roman" w:cs="Times New Roman"/>
+          <w:sz w:val="24"/>
+          <w:szCs w:val="24"/>
+        </w:rPr>
+        <w:t>Мир всім.</w:t>
       </w:r>
     </w:p>
     <w:p>
@@ -5191,19 +5343,38 @@
       </w:pPr>
       <w:r>
         <w:rPr>
-          <w:rFonts w:ascii="Times New Roman" w:hAnsi="Times New Roman"/>
-          <w:i/>
-          <w:color w:val="FF4400"/>
-          <w:sz w:val="24"/>
+          <w:rFonts w:ascii="Times New Roman" w:hAnsi="Times New Roman" w:cs="Times New Roman"/>
+          <w:i/>
+          <w:color w:val="FF0000"/>
+          <w:sz w:val="24"/>
+          <w:szCs w:val="24"/>
         </w:rPr>
         <w:t>Священик:</w:t>
       </w:r>
       <w:r>
         <w:rPr>
-          <w:rFonts w:ascii="Times New Roman" w:hAnsi="Times New Roman"/>
-          <w:sz w:val="24"/>
-        </w:rPr>
-        <w:t xml:space="preserve"> Нехай буде влада царства твого благословенна і дуже прославлена: Отця, і Сина, і Святого Духа, нині і повсякчас, і на віки віків.</w:t>
+          <w:rFonts w:ascii="Times New Roman" w:hAnsi="Times New Roman" w:cs="Times New Roman"/>
+          <w:color w:val="FF0000"/>
+          <w:sz w:val="24"/>
+          <w:szCs w:val="24"/>
+        </w:rPr>
+        <w:t xml:space="preserve"> </w:t>
+      </w:r>
+      <w:r>
+        <w:rPr>
+          <w:rFonts w:ascii="Times New Roman" w:hAnsi="Times New Roman" w:cs="Times New Roman"/>
+          <w:sz w:val="24"/>
+          <w:szCs w:val="24"/>
+        </w:rPr>
+        <w:t>Нехай буде влада цар</w:t>
+      </w:r>
+      <w:r>
+        <w:rPr>
+          <w:rFonts w:ascii="Times New Roman" w:hAnsi="Times New Roman" w:cs="Times New Roman"/>
+          <w:sz w:val="24"/>
+          <w:szCs w:val="24"/>
+        </w:rPr>
+        <w:t>ства твого благословенна і дуже прославлена: Отця, і Сина, і Святого Духа, нині і повсякчас, і на віки віків.</w:t>
       </w:r>
     </w:p>
     <w:p>
@@ -5771,17 +5942,19 @@
       </w:pPr>
       <w:r>
         <w:rPr>
-          <w:rFonts w:ascii="Times New Roman" w:hAnsi="Times New Roman"/>
-          <w:i/>
-          <w:color w:val="FF4400"/>
-          <w:sz w:val="24"/>
+          <w:rFonts w:ascii="Times New Roman" w:hAnsi="Times New Roman" w:cs="Times New Roman"/>
+          <w:i/>
+          <w:color w:val="FF0000"/>
+          <w:sz w:val="24"/>
+          <w:szCs w:val="24"/>
         </w:rPr>
         <w:t>Священик:</w:t>
       </w:r>
       <w:r>
         <w:rPr>
-          <w:rFonts w:ascii="Times New Roman" w:hAnsi="Times New Roman"/>
-          <w:sz w:val="24"/>
+          <w:rFonts w:ascii="Times New Roman" w:hAnsi="Times New Roman" w:cs="Times New Roman"/>
+          <w:sz w:val="24"/>
+          <w:szCs w:val="24"/>
         </w:rPr>
         <w:t xml:space="preserve"> Бо твоє є царство, і сила, і слава, Отця, і Сина, і Святого Духа, нині і повсякчас, і на віки віків.</w:t>
       </w:r>
@@ -6438,17 +6611,19 @@
       </w:pPr>
       <w:r>
         <w:rPr>
-          <w:rFonts w:ascii="Times New Roman" w:hAnsi="Times New Roman"/>
-          <w:i/>
-          <w:color w:val="FF4400"/>
-          <w:sz w:val="24"/>
+          <w:rFonts w:ascii="Times New Roman" w:hAnsi="Times New Roman" w:cs="Times New Roman"/>
+          <w:i/>
+          <w:color w:val="FF0000"/>
+          <w:sz w:val="24"/>
+          <w:szCs w:val="24"/>
         </w:rPr>
         <w:t>Священик:</w:t>
       </w:r>
       <w:r>
         <w:rPr>
-          <w:rFonts w:ascii="Times New Roman" w:hAnsi="Times New Roman"/>
-          <w:sz w:val="24"/>
+          <w:rFonts w:ascii="Times New Roman" w:hAnsi="Times New Roman" w:cs="Times New Roman"/>
+          <w:sz w:val="24"/>
+          <w:szCs w:val="24"/>
         </w:rPr>
         <w:t xml:space="preserve"> Бо милостивий і чоловіколюбець Бог єси, і тобі славу возсилаємо: Отцю, і Сину, і Святому Духові, нині і повсякчас, і на віки віків.</w:t>
       </w:r>
@@ -6584,19 +6759,22 @@
       </w:pPr>
       <w:r>
         <w:rPr>
-          <w:rFonts w:ascii="Times New Roman" w:hAnsi="Times New Roman"/>
-          <w:i/>
-          <w:color w:val="FF4400"/>
-          <w:sz w:val="24"/>
+          <w:rFonts w:ascii="Times New Roman" w:hAnsi="Times New Roman" w:cs="Times New Roman"/>
+          <w:i/>
+          <w:color w:val="FF0000"/>
+          <w:sz w:val="24"/>
+          <w:szCs w:val="24"/>
         </w:rPr>
         <w:t>Священик:</w:t>
       </w:r>
       <w:r>
         <w:rPr>
-          <w:rFonts w:ascii="Times New Roman" w:hAnsi="Times New Roman"/>
-          <w:sz w:val="24"/>
-        </w:rPr>
-        <w:t xml:space="preserve"> Слава тобі, Христе Боже, надіє наша, слава тобі!</w:t>
+          <w:rFonts w:ascii="Times New Roman" w:hAnsi="Times New Roman" w:cs="Times New Roman"/>
+          <w:color w:val="000000"/>
+          <w:sz w:val="24"/>
+          <w:szCs w:val="24"/>
+        </w:rPr>
+        <w:t> Слава тобі, Христе Боже, надіє наша, слава тобі!</w:t>
       </w:r>
     </w:p>
     <w:p>
@@ -6659,37 +6837,86 @@
       </w:r>
     </w:p>
     <w:p>
-      <w:r>
-        <w:rPr>
-          <w:rFonts w:ascii="Times New Roman" w:hAnsi="Times New Roman"/>
-          <w:i/>
-          <w:color w:val="FF4400"/>
-          <w:sz w:val="24"/>
+      <w:pPr>
+        <w:spacing w:after="120"/>
+        <w:jc w:val="both"/>
+        <w:rPr>
+          <w:rFonts w:ascii="Times New Roman" w:hAnsi="Times New Roman" w:cs="Times New Roman"/>
+          <w:sz w:val="24"/>
+          <w:szCs w:val="24"/>
+        </w:rPr>
+      </w:pPr>
+      <w:r>
+        <w:rPr>
+          <w:rFonts w:ascii="Times New Roman" w:hAnsi="Times New Roman" w:cs="Times New Roman"/>
+          <w:i/>
+          <w:color w:val="FF0000"/>
+          <w:sz w:val="24"/>
+          <w:szCs w:val="24"/>
         </w:rPr>
         <w:t>Священик:</w:t>
       </w:r>
       <w:r>
         <w:rPr>
-          <w:rFonts w:ascii="Times New Roman" w:hAnsi="Times New Roman"/>
-          <w:sz w:val="24"/>
-        </w:rPr>
-        <w:t xml:space="preserve"> Христос, істинний Бог наш - молитвами пречистої Своєї Матері, силою чесного і животворчого хреста, заступництвом святих славних і всехвальних апостолів, святого, </w:t>
-      </w:r>
-      <w:r>
-        <w:rPr>
-          <w:rFonts w:ascii="Times New Roman" w:hAnsi="Times New Roman"/>
-          <w:i/>
-          <w:color w:val="FF4400"/>
-          <w:sz w:val="24"/>
-        </w:rPr>
-        <w:t>якого є храм</w:t>
-      </w:r>
-      <w:r>
-        <w:rPr>
-          <w:rFonts w:ascii="Times New Roman" w:hAnsi="Times New Roman"/>
-          <w:sz w:val="24"/>
-        </w:rPr>
-        <w:t>, святого священномученика Теодота (Богдана), єпископа Анкирського і всіх святих - помилує і спасе нас як благий і людинолюбний.</w:t>
+          <w:rFonts w:ascii="Times New Roman" w:hAnsi="Times New Roman" w:cs="Times New Roman"/>
+          <w:color w:val="FF0000"/>
+          <w:sz w:val="24"/>
+          <w:szCs w:val="24"/>
+        </w:rPr>
+        <w:t xml:space="preserve"> </w:t>
+      </w:r>
+      <w:r>
+        <w:rPr>
+          <w:rFonts w:ascii="Times New Roman" w:hAnsi="Times New Roman" w:cs="Times New Roman"/>
+          <w:sz w:val="24"/>
+          <w:szCs w:val="24"/>
+        </w:rPr>
+        <w:t xml:space="preserve">Христос, що воскрес із мертвих, істинний Бог наш, молитвами пречистої своєї Матері, святих, славних і всехвальних апостолів, і святого </w:t>
+      </w:r>
+      <w:r>
+        <w:rPr>
+          <w:rFonts w:ascii="Times New Roman" w:hAnsi="Times New Roman" w:cs="Times New Roman"/>
+          <w:i/>
+          <w:color w:val="FF0000"/>
+          <w:sz w:val="24"/>
+          <w:szCs w:val="24"/>
+        </w:rPr>
+        <w:t>(ім'я, якого є х</w:t>
+      </w:r>
+      <w:r>
+        <w:rPr>
+          <w:rFonts w:ascii="Times New Roman" w:hAnsi="Times New Roman" w:cs="Times New Roman"/>
+          <w:i/>
+          <w:color w:val="FF0000"/>
+          <w:sz w:val="24"/>
+          <w:szCs w:val="24"/>
+        </w:rPr>
+        <w:t>рам)</w:t>
+      </w:r>
+      <w:r>
+        <w:rPr>
+          <w:rFonts w:ascii="Times New Roman" w:hAnsi="Times New Roman" w:cs="Times New Roman"/>
+          <w:sz w:val="24"/>
+          <w:szCs w:val="24"/>
+        </w:rPr>
+        <w:t xml:space="preserve">, і </w:t>
+      </w:r>
+      <w:r>
+        <w:rPr>
+          <w:rFonts w:ascii="Times New Roman" w:hAnsi="Times New Roman" w:cs="Times New Roman"/>
+          <w:color w:val="000000"/>
+          <w:sz w:val="24"/>
+          <w:szCs w:val="24"/>
+        </w:rPr>
+        <w:t>чесного праведного, і многострадального Йова</w:t>
+      </w:r>
+      <w:r>
+        <w:rPr>
+          <w:rFonts w:ascii="Times New Roman" w:hAnsi="Times New Roman" w:cs="Times New Roman"/>
+          <w:sz w:val="24"/>
+          <w:szCs w:val="24"/>
+        </w:rPr>
+        <w:t>, і всіх святих, помилує і спасе нас, як благий і чоловіколюбець.</w:t>
       </w:r>
     </w:p>
     <w:p>
@@ -6884,19 +7111,30 @@
       </w:pPr>
       <w:r>
         <w:rPr>
-          <w:rFonts w:ascii="Times New Roman" w:hAnsi="Times New Roman"/>
-          <w:i/>
-          <w:color w:val="FF4400"/>
-          <w:sz w:val="24"/>
-        </w:rPr>
-        <w:t>Священик:</w:t>
-      </w:r>
-      <w:r>
-        <w:rPr>
-          <w:rFonts w:ascii="Times New Roman" w:hAnsi="Times New Roman"/>
-          <w:sz w:val="24"/>
-        </w:rPr>
-        <w:t xml:space="preserve"> Слава святій, одноістотній, животворящій і нероздільній Тройці, завжди, нині і повсякчас, і на віки віків.</w:t>
+          <w:rFonts w:ascii="Times New Roman" w:hAnsi="Times New Roman" w:cs="Times New Roman"/>
+          <w:i/>
+          <w:color w:val="FF0000"/>
+          <w:sz w:val="24"/>
+          <w:szCs w:val="24"/>
+        </w:rPr>
+        <w:t>Священик</w:t>
+      </w:r>
+      <w:r>
+        <w:rPr>
+          <w:rFonts w:ascii="Times New Roman" w:hAnsi="Times New Roman" w:cs="Times New Roman"/>
+          <w:color w:val="FF0000"/>
+          <w:sz w:val="24"/>
+          <w:szCs w:val="24"/>
+        </w:rPr>
+        <w:t xml:space="preserve">: </w:t>
+      </w:r>
+      <w:r>
+        <w:rPr>
+          <w:rFonts w:ascii="Times New Roman" w:hAnsi="Times New Roman" w:cs="Times New Roman"/>
+          <w:sz w:val="24"/>
+          <w:szCs w:val="24"/>
+        </w:rPr>
+        <w:t>Слава святій, одноістотній, животворящій і нероздільній Тройці, завжди, нині і повсякчас, і на віки віків.</w:t>
       </w:r>
     </w:p>
     <w:p>
@@ -10935,19 +11173,29 @@
       </w:pPr>
       <w:r>
         <w:rPr>
-          <w:rFonts w:ascii="Times New Roman" w:hAnsi="Times New Roman"/>
-          <w:i/>
-          <w:color w:val="FF4400"/>
-          <w:sz w:val="24"/>
+          <w:rFonts w:ascii="Times New Roman" w:hAnsi="Times New Roman" w:cs="Times New Roman"/>
+          <w:i/>
+          <w:color w:val="FF0000"/>
+          <w:sz w:val="24"/>
+          <w:szCs w:val="24"/>
         </w:rPr>
         <w:t>Священик:</w:t>
       </w:r>
       <w:r>
         <w:rPr>
-          <w:rFonts w:ascii="Times New Roman" w:hAnsi="Times New Roman"/>
-          <w:sz w:val="24"/>
-        </w:rPr>
-        <w:t xml:space="preserve"> Бо тобі належить усяка слава, честь і поклоніння, Отцю, і Сину, і Святому Духові, нині і повсякчас, і на віки віків.</w:t>
+          <w:rFonts w:ascii="Times New Roman" w:hAnsi="Times New Roman" w:cs="Times New Roman"/>
+          <w:sz w:val="24"/>
+          <w:szCs w:val="24"/>
+        </w:rPr>
+        <w:t xml:space="preserve"> Бо тобі належить усяка слава, честь і поклоніння, Отцю, і Сину, і Святому Духові, н</w:t>
+      </w:r>
+      <w:r>
+        <w:rPr>
+          <w:rFonts w:ascii="Times New Roman" w:hAnsi="Times New Roman" w:cs="Times New Roman"/>
+          <w:sz w:val="24"/>
+          <w:szCs w:val="24"/>
+        </w:rPr>
+        <w:t>ині і повсякчас, і на віки віків.</w:t>
       </w:r>
     </w:p>
     <w:p>
@@ -11666,19 +11914,30 @@
       </w:pPr>
       <w:r>
         <w:rPr>
-          <w:rFonts w:ascii="Times New Roman" w:hAnsi="Times New Roman"/>
-          <w:i/>
-          <w:color w:val="FF4400"/>
-          <w:sz w:val="24"/>
-        </w:rPr>
-        <w:t>Священик:</w:t>
-      </w:r>
-      <w:r>
-        <w:rPr>
-          <w:rFonts w:ascii="Times New Roman" w:hAnsi="Times New Roman"/>
-          <w:sz w:val="24"/>
-        </w:rPr>
-        <w:t xml:space="preserve"> Бо Твоя влада і Твоє єсть царство і сила, і слава Отця, і Сина, і Святого Духа, нині і повсякчас, і на віки віків.</w:t>
+          <w:rFonts w:ascii="Times New Roman" w:hAnsi="Times New Roman" w:cs="Times New Roman"/>
+          <w:i/>
+          <w:color w:val="FF0000"/>
+          <w:sz w:val="24"/>
+          <w:szCs w:val="24"/>
+        </w:rPr>
+        <w:t>Священик: </w:t>
+      </w:r>
+      <w:r>
+        <w:rPr>
+          <w:rFonts w:ascii="Times New Roman" w:hAnsi="Times New Roman" w:cs="Times New Roman"/>
+          <w:color w:val="000000"/>
+          <w:sz w:val="24"/>
+          <w:szCs w:val="24"/>
+        </w:rPr>
+        <w:t>Бо Твоя влада і Твоє єсть царство і сила, і слава Отця, і Сина, і Святого Духа</w:t>
+      </w:r>
+      <w:r>
+        <w:rPr>
+          <w:rFonts w:ascii="Times New Roman" w:hAnsi="Times New Roman" w:cs="Times New Roman"/>
+          <w:sz w:val="24"/>
+          <w:szCs w:val="24"/>
+        </w:rPr>
+        <w:t>, нині і повсякчас, і на віки віків.</w:t>
       </w:r>
     </w:p>
     <w:p>
@@ -12094,19 +12353,30 @@
       </w:pPr>
       <w:r>
         <w:rPr>
-          <w:rFonts w:ascii="Times New Roman" w:hAnsi="Times New Roman"/>
-          <w:i/>
-          <w:color w:val="FF4400"/>
-          <w:sz w:val="24"/>
-        </w:rPr>
-        <w:t>Священик:</w:t>
-      </w:r>
-      <w:r>
-        <w:rPr>
-          <w:rFonts w:ascii="Times New Roman" w:hAnsi="Times New Roman"/>
-          <w:sz w:val="24"/>
-        </w:rPr>
-        <w:t xml:space="preserve"> Бо Ти благий і Чоловіколюбець Бог єси і Тобі славу возсилаємо Отцю, і Сину, і Святому Духові, нині і повсякчас, і на віки віків.</w:t>
+          <w:rFonts w:ascii="Times New Roman" w:hAnsi="Times New Roman" w:cs="Times New Roman"/>
+          <w:i/>
+          <w:color w:val="FF0000"/>
+          <w:sz w:val="24"/>
+          <w:szCs w:val="24"/>
+        </w:rPr>
+        <w:t>Священик: </w:t>
+      </w:r>
+      <w:r>
+        <w:rPr>
+          <w:rFonts w:ascii="Times New Roman" w:hAnsi="Times New Roman" w:cs="Times New Roman"/>
+          <w:color w:val="000000"/>
+          <w:sz w:val="24"/>
+          <w:szCs w:val="24"/>
+        </w:rPr>
+        <w:t>Бо Ти благий і Чоловіколюбець Бог єси і Тобі славу возсилаємо Отцю, і Сину, і Святому Духові</w:t>
+      </w:r>
+      <w:r>
+        <w:rPr>
+          <w:rFonts w:ascii="Times New Roman" w:hAnsi="Times New Roman" w:cs="Times New Roman"/>
+          <w:sz w:val="24"/>
+          <w:szCs w:val="24"/>
+        </w:rPr>
+        <w:t>, нині і повсякчас, і на віки віків.</w:t>
       </w:r>
     </w:p>
     <w:p>
@@ -13865,19 +14135,38 @@
       </w:pPr>
       <w:r>
         <w:rPr>
-          <w:rFonts w:ascii="Times New Roman" w:hAnsi="Times New Roman"/>
-          <w:i/>
-          <w:color w:val="FF4400"/>
-          <w:sz w:val="24"/>
-        </w:rPr>
-        <w:t>Священик:</w:t>
-      </w:r>
-      <w:r>
-        <w:rPr>
-          <w:rFonts w:ascii="Times New Roman" w:hAnsi="Times New Roman"/>
-          <w:sz w:val="24"/>
-        </w:rPr>
-        <w:t xml:space="preserve"> Бо Ти Бог наш і Тобі славу возсилаємо: Отцю, і Сину, і Святому Духові, нині і повсякчас, і на віки віків.</w:t>
+          <w:rFonts w:ascii="Times New Roman" w:hAnsi="Times New Roman" w:cs="Times New Roman"/>
+          <w:i/>
+          <w:color w:val="FF0000"/>
+          <w:sz w:val="24"/>
+          <w:szCs w:val="24"/>
+        </w:rPr>
+        <w:t>Священик: </w:t>
+      </w:r>
+      <w:r>
+        <w:rPr>
+          <w:rFonts w:ascii="Times New Roman" w:hAnsi="Times New Roman" w:cs="Times New Roman"/>
+          <w:color w:val="000000"/>
+          <w:sz w:val="24"/>
+          <w:szCs w:val="24"/>
+        </w:rPr>
+        <w:t>Бо Ти Бог наш і Тобі славу возсилаємо: Отцю, і Сину, і Святому Духові</w:t>
+      </w:r>
+      <w:r>
+        <w:rPr>
+          <w:rFonts w:ascii="Times New Roman" w:hAnsi="Times New Roman" w:cs="Times New Roman"/>
+          <w:sz w:val="24"/>
+          <w:szCs w:val="24"/>
+        </w:rPr>
+        <w:t>, нині і повсякчас</w:t>
+      </w:r>
+      <w:r>
+        <w:rPr>
+          <w:rFonts w:ascii="Times New Roman" w:hAnsi="Times New Roman" w:cs="Times New Roman"/>
+          <w:sz w:val="24"/>
+          <w:szCs w:val="24"/>
+        </w:rPr>
+        <w:t>, і на віки віків.</w:t>
       </w:r>
     </w:p>
     <w:p>
@@ -15208,19 +15497,30 @@
       </w:pPr>
       <w:r>
         <w:rPr>
-          <w:rFonts w:ascii="Times New Roman" w:hAnsi="Times New Roman"/>
-          <w:i/>
-          <w:color w:val="FF4400"/>
-          <w:sz w:val="24"/>
-        </w:rPr>
-        <w:t>Священик:</w:t>
-      </w:r>
-      <w:r>
-        <w:rPr>
-          <w:rFonts w:ascii="Times New Roman" w:hAnsi="Times New Roman"/>
-          <w:sz w:val="24"/>
-        </w:rPr>
-        <w:t xml:space="preserve"> Бо Ти цар миру і Спас душ наших і Тобі славу возсилаємо: Отцю, і Сину, і Святому Духові, нині і повсякчас, і на віки віків.</w:t>
+          <w:rFonts w:ascii="Times New Roman" w:hAnsi="Times New Roman" w:cs="Times New Roman"/>
+          <w:i/>
+          <w:color w:val="FF0000"/>
+          <w:sz w:val="24"/>
+          <w:szCs w:val="24"/>
+        </w:rPr>
+        <w:t>Священик: </w:t>
+      </w:r>
+      <w:r>
+        <w:rPr>
+          <w:rFonts w:ascii="Times New Roman" w:hAnsi="Times New Roman" w:cs="Times New Roman"/>
+          <w:color w:val="000000"/>
+          <w:sz w:val="24"/>
+          <w:szCs w:val="24"/>
+        </w:rPr>
+        <w:t>Бо Ти цар миру і Спас душ наших і Тобі славу возсилаємо: Отцю, і Сину, і Святому Духові</w:t>
+      </w:r>
+      <w:r>
+        <w:rPr>
+          <w:rFonts w:ascii="Times New Roman" w:hAnsi="Times New Roman" w:cs="Times New Roman"/>
+          <w:sz w:val="24"/>
+          <w:szCs w:val="24"/>
+        </w:rPr>
+        <w:t>, нині і повсякчас, і на віки віків.</w:t>
       </w:r>
     </w:p>
     <w:p>
@@ -16846,19 +17146,30 @@
       </w:pPr>
       <w:r>
         <w:rPr>
-          <w:rFonts w:ascii="Times New Roman" w:hAnsi="Times New Roman"/>
-          <w:i/>
-          <w:color w:val="FF4400"/>
-          <w:sz w:val="24"/>
-        </w:rPr>
-        <w:t>Священик:</w:t>
-      </w:r>
-      <w:r>
-        <w:rPr>
-          <w:rFonts w:ascii="Times New Roman" w:hAnsi="Times New Roman"/>
-          <w:sz w:val="24"/>
-        </w:rPr>
-        <w:t xml:space="preserve"> Бо Тебе хвалять усі сили небесні і Тобі славу возсилаємо: Отцю, і Сину, і Святому Духові, нині і повсякчас, і на віки віків.</w:t>
+          <w:rFonts w:ascii="Times New Roman" w:hAnsi="Times New Roman" w:cs="Times New Roman"/>
+          <w:i/>
+          <w:color w:val="FF0000"/>
+          <w:sz w:val="24"/>
+          <w:szCs w:val="24"/>
+        </w:rPr>
+        <w:t>Священик: </w:t>
+      </w:r>
+      <w:r>
+        <w:rPr>
+          <w:rFonts w:ascii="Times New Roman" w:hAnsi="Times New Roman" w:cs="Times New Roman"/>
+          <w:color w:val="000000"/>
+          <w:sz w:val="24"/>
+          <w:szCs w:val="24"/>
+        </w:rPr>
+        <w:t>Бо Тебе хвалять усі сили небесні і Тобі славу возсилаємо: Отцю, і Сину, і Святому Духові</w:t>
+      </w:r>
+      <w:r>
+        <w:rPr>
+          <w:rFonts w:ascii="Times New Roman" w:hAnsi="Times New Roman" w:cs="Times New Roman"/>
+          <w:sz w:val="24"/>
+          <w:szCs w:val="24"/>
+        </w:rPr>
+        <w:t>, нині і повсякчас, і на віки віків.</w:t>
       </w:r>
     </w:p>
     <w:p>
@@ -17806,17 +18117,20 @@
       </w:pPr>
       <w:r>
         <w:rPr>
-          <w:rFonts w:ascii="Times New Roman" w:hAnsi="Times New Roman"/>
-          <w:i/>
-          <w:color w:val="FF4400"/>
-          <w:sz w:val="24"/>
-        </w:rPr>
+          <w:rFonts w:ascii="Times New Roman" w:hAnsi="Times New Roman" w:cs="Times New Roman"/>
+          <w:i/>
+          <w:color w:val="FF0000"/>
+          <w:sz w:val="24"/>
+          <w:szCs w:val="24"/>
+        </w:rPr>
+        <w:lastRenderedPageBreak/>
         <w:t>Священик:</w:t>
       </w:r>
       <w:r>
         <w:rPr>
-          <w:rFonts w:ascii="Times New Roman" w:hAnsi="Times New Roman"/>
-          <w:sz w:val="24"/>
+          <w:rFonts w:ascii="Times New Roman" w:hAnsi="Times New Roman" w:cs="Times New Roman"/>
+          <w:sz w:val="24"/>
+          <w:szCs w:val="24"/>
         </w:rPr>
         <w:t xml:space="preserve"> Слава тобі, що Світло нам показав!</w:t>
       </w:r>
@@ -18924,19 +19238,38 @@
       </w:pPr>
       <w:r>
         <w:rPr>
-          <w:rFonts w:ascii="Times New Roman" w:hAnsi="Times New Roman"/>
-          <w:i/>
-          <w:color w:val="FF4400"/>
-          <w:sz w:val="24"/>
+          <w:rFonts w:ascii="Times New Roman" w:hAnsi="Times New Roman" w:cs="Times New Roman"/>
+          <w:i/>
+          <w:color w:val="FF0000"/>
+          <w:sz w:val="24"/>
+          <w:szCs w:val="24"/>
         </w:rPr>
         <w:t>Священик:</w:t>
       </w:r>
       <w:r>
         <w:rPr>
-          <w:rFonts w:ascii="Times New Roman" w:hAnsi="Times New Roman"/>
-          <w:sz w:val="24"/>
-        </w:rPr>
-        <w:t xml:space="preserve"> Бо ти Бог милости, ласк і чоловіколюбности, і тобі славу віддаємо: Отцю, і Сину, і Святому Духові, нині і повсякчас, і на віки віків.</w:t>
+          <w:rFonts w:ascii="Times New Roman" w:hAnsi="Times New Roman" w:cs="Times New Roman"/>
+          <w:color w:val="FF0000"/>
+          <w:sz w:val="24"/>
+          <w:szCs w:val="24"/>
+        </w:rPr>
+        <w:t xml:space="preserve"> </w:t>
+      </w:r>
+      <w:r>
+        <w:rPr>
+          <w:rFonts w:ascii="Times New Roman" w:hAnsi="Times New Roman" w:cs="Times New Roman"/>
+          <w:sz w:val="24"/>
+          <w:szCs w:val="24"/>
+        </w:rPr>
+        <w:t xml:space="preserve">Бо ти Бог милости, ласк і чоловіколюбности, і тобі славу віддаємо: Отцю, і Сину, і Святому Духові, нині </w:t>
+      </w:r>
+      <w:r>
+        <w:rPr>
+          <w:rFonts w:ascii="Times New Roman" w:hAnsi="Times New Roman" w:cs="Times New Roman"/>
+          <w:sz w:val="24"/>
+          <w:szCs w:val="24"/>
+        </w:rPr>
+        <w:t>і повсякчас, і на віки віків.</w:t>
       </w:r>
     </w:p>
     <w:p>
@@ -18989,17 +19322,19 @@
       </w:pPr>
       <w:r>
         <w:rPr>
-          <w:rFonts w:ascii="Times New Roman" w:hAnsi="Times New Roman"/>
-          <w:i/>
-          <w:color w:val="FF4400"/>
-          <w:sz w:val="24"/>
+          <w:rFonts w:ascii="Times New Roman" w:hAnsi="Times New Roman" w:cs="Times New Roman"/>
+          <w:i/>
+          <w:color w:val="FF0000"/>
+          <w:sz w:val="24"/>
+          <w:szCs w:val="24"/>
         </w:rPr>
         <w:t>Священик:</w:t>
       </w:r>
       <w:r>
         <w:rPr>
-          <w:rFonts w:ascii="Times New Roman" w:hAnsi="Times New Roman"/>
-          <w:sz w:val="24"/>
+          <w:rFonts w:ascii="Times New Roman" w:hAnsi="Times New Roman" w:cs="Times New Roman"/>
+          <w:sz w:val="24"/>
+          <w:szCs w:val="24"/>
         </w:rPr>
         <w:t xml:space="preserve"> Мир всім.</w:t>
       </w:r>
@@ -19805,17 +20140,19 @@
       </w:pPr>
       <w:r>
         <w:rPr>
-          <w:rFonts w:ascii="Times New Roman" w:hAnsi="Times New Roman"/>
-          <w:i/>
-          <w:color w:val="FF4400"/>
-          <w:sz w:val="24"/>
+          <w:rFonts w:ascii="Times New Roman" w:hAnsi="Times New Roman" w:cs="Times New Roman"/>
+          <w:i/>
+          <w:color w:val="FF0000"/>
+          <w:sz w:val="24"/>
+          <w:szCs w:val="24"/>
         </w:rPr>
         <w:t>Священик:</w:t>
       </w:r>
       <w:r>
         <w:rPr>
-          <w:rFonts w:ascii="Times New Roman" w:hAnsi="Times New Roman"/>
-          <w:sz w:val="24"/>
+          <w:rFonts w:ascii="Times New Roman" w:hAnsi="Times New Roman" w:cs="Times New Roman"/>
+          <w:sz w:val="24"/>
+          <w:szCs w:val="24"/>
         </w:rPr>
         <w:t xml:space="preserve"> Бо твоє є царство, і сила, і слава, Отця, і Сина, і Святого Духа, нині і повсякчас, і на віки віків.</w:t>
       </w:r>
@@ -20405,19 +20742,29 @@
       </w:pPr>
       <w:r>
         <w:rPr>
-          <w:rFonts w:ascii="Times New Roman" w:hAnsi="Times New Roman"/>
-          <w:i/>
-          <w:color w:val="FF4400"/>
-          <w:sz w:val="24"/>
+          <w:rFonts w:ascii="Times New Roman" w:hAnsi="Times New Roman" w:cs="Times New Roman"/>
+          <w:i/>
+          <w:color w:val="FF0000"/>
+          <w:sz w:val="24"/>
+          <w:szCs w:val="24"/>
         </w:rPr>
         <w:t>Священик:</w:t>
       </w:r>
       <w:r>
         <w:rPr>
-          <w:rFonts w:ascii="Times New Roman" w:hAnsi="Times New Roman"/>
-          <w:sz w:val="24"/>
-        </w:rPr>
-        <w:t xml:space="preserve"> Бо милостивий і чоловіколюбець Бог єси, і тобі славу возсилаємо, Отцю, і Сину, і Святому Духові, нині і повсякчас, і на віки віків.</w:t>
+          <w:rFonts w:ascii="Times New Roman" w:hAnsi="Times New Roman" w:cs="Times New Roman"/>
+          <w:sz w:val="24"/>
+          <w:szCs w:val="24"/>
+        </w:rPr>
+        <w:t xml:space="preserve"> Бо милостивий і чоловіколюбець Бог єси, і тобі славу возсилаємо</w:t>
+      </w:r>
+      <w:r>
+        <w:rPr>
+          <w:rFonts w:ascii="Times New Roman" w:hAnsi="Times New Roman" w:cs="Times New Roman"/>
+          <w:sz w:val="24"/>
+          <w:szCs w:val="24"/>
+        </w:rPr>
+        <w:t>, Отцю, і Сину, і Святому Духові, нині і повсякчас, і на віки віків.</w:t>
       </w:r>
     </w:p>
     <w:p>
@@ -20558,19 +20905,22 @@
       </w:pPr>
       <w:r>
         <w:rPr>
-          <w:rFonts w:ascii="Times New Roman" w:hAnsi="Times New Roman"/>
-          <w:i/>
-          <w:color w:val="FF4400"/>
-          <w:sz w:val="24"/>
+          <w:rFonts w:ascii="Times New Roman" w:hAnsi="Times New Roman" w:cs="Times New Roman"/>
+          <w:i/>
+          <w:color w:val="FF0000"/>
+          <w:sz w:val="24"/>
+          <w:szCs w:val="24"/>
         </w:rPr>
         <w:t>Священик:</w:t>
       </w:r>
       <w:r>
         <w:rPr>
-          <w:rFonts w:ascii="Times New Roman" w:hAnsi="Times New Roman"/>
-          <w:sz w:val="24"/>
-        </w:rPr>
-        <w:t xml:space="preserve"> Слава тобі, Христе Боже, надіє наша, слава тобі!</w:t>
+          <w:rFonts w:ascii="Times New Roman" w:hAnsi="Times New Roman" w:cs="Times New Roman"/>
+          <w:color w:val="000000"/>
+          <w:sz w:val="24"/>
+          <w:szCs w:val="24"/>
+        </w:rPr>
+        <w:t> Слава тобі, Христе Боже, надіє наша, слава тобі!</w:t>
       </w:r>
     </w:p>
     <w:p>
@@ -20624,37 +20974,84 @@
       </w:r>
     </w:p>
     <w:p>
-      <w:r>
-        <w:rPr>
-          <w:rFonts w:ascii="Times New Roman" w:hAnsi="Times New Roman"/>
-          <w:i/>
-          <w:color w:val="FF4400"/>
-          <w:sz w:val="24"/>
+      <w:pPr>
+        <w:spacing w:after="120"/>
+        <w:jc w:val="both"/>
+        <w:rPr>
+          <w:rFonts w:ascii="Times New Roman" w:hAnsi="Times New Roman" w:cs="Times New Roman"/>
+          <w:sz w:val="24"/>
+          <w:szCs w:val="24"/>
+        </w:rPr>
+      </w:pPr>
+      <w:r>
+        <w:rPr>
+          <w:rFonts w:ascii="Times New Roman" w:hAnsi="Times New Roman" w:cs="Times New Roman"/>
+          <w:i/>
+          <w:color w:val="FF0000"/>
+          <w:sz w:val="24"/>
+          <w:szCs w:val="24"/>
         </w:rPr>
         <w:t>Священик:</w:t>
       </w:r>
       <w:r>
         <w:rPr>
-          <w:rFonts w:ascii="Times New Roman" w:hAnsi="Times New Roman"/>
-          <w:sz w:val="24"/>
-        </w:rPr>
-        <w:t xml:space="preserve"> Христос, істинний Бог наш - молитвами пречистої Своєї Матері, силою чесного і животворчого хреста, заступництвом святих славних і всехвальних апостолів, святого, </w:t>
-      </w:r>
-      <w:r>
-        <w:rPr>
-          <w:rFonts w:ascii="Times New Roman" w:hAnsi="Times New Roman"/>
-          <w:i/>
-          <w:color w:val="FF4400"/>
-          <w:sz w:val="24"/>
-        </w:rPr>
-        <w:t>якого є храм</w:t>
-      </w:r>
-      <w:r>
-        <w:rPr>
-          <w:rFonts w:ascii="Times New Roman" w:hAnsi="Times New Roman"/>
-          <w:sz w:val="24"/>
-        </w:rPr>
-        <w:t>, святого священномученика Теодота (Богдана), єпископа Анкирського і всіх святих - помилує і спасе нас як благий і людинолюбний.</w:t>
+          <w:rFonts w:ascii="Times New Roman" w:hAnsi="Times New Roman" w:cs="Times New Roman"/>
+          <w:color w:val="FF0000"/>
+          <w:sz w:val="24"/>
+          <w:szCs w:val="24"/>
+        </w:rPr>
+        <w:t xml:space="preserve"> </w:t>
+      </w:r>
+      <w:r>
+        <w:rPr>
+          <w:rFonts w:ascii="Times New Roman" w:hAnsi="Times New Roman" w:cs="Times New Roman"/>
+          <w:sz w:val="24"/>
+          <w:szCs w:val="24"/>
+        </w:rPr>
+        <w:t>Христос, що воскрес із мертвих, істинний Бог наш, молитвами пречистої своєї Матері, святих, славних і всехвальних апостолі</w:t>
+      </w:r>
+      <w:r>
+        <w:rPr>
+          <w:rFonts w:ascii="Times New Roman" w:hAnsi="Times New Roman" w:cs="Times New Roman"/>
+          <w:sz w:val="24"/>
+          <w:szCs w:val="24"/>
+        </w:rPr>
+        <w:t xml:space="preserve">в, і святого </w:t>
+      </w:r>
+      <w:r>
+        <w:rPr>
+          <w:rFonts w:ascii="Times New Roman" w:hAnsi="Times New Roman" w:cs="Times New Roman"/>
+          <w:i/>
+          <w:color w:val="FF0000"/>
+          <w:sz w:val="24"/>
+          <w:szCs w:val="24"/>
+        </w:rPr>
+        <w:t>(ім'я, якого є храм)</w:t>
+      </w:r>
+      <w:r>
+        <w:rPr>
+          <w:rFonts w:ascii="Times New Roman" w:hAnsi="Times New Roman" w:cs="Times New Roman"/>
+          <w:sz w:val="24"/>
+          <w:szCs w:val="24"/>
+        </w:rPr>
+        <w:t xml:space="preserve">, і </w:t>
+      </w:r>
+      <w:r>
+        <w:rPr>
+          <w:rFonts w:ascii="Times New Roman" w:hAnsi="Times New Roman" w:cs="Times New Roman"/>
+          <w:color w:val="000000"/>
+          <w:sz w:val="24"/>
+          <w:szCs w:val="24"/>
+        </w:rPr>
+        <w:t>чесного праведного, і многострадального Йова</w:t>
+      </w:r>
+      <w:r>
+        <w:rPr>
+          <w:rFonts w:ascii="Times New Roman" w:hAnsi="Times New Roman" w:cs="Times New Roman"/>
+          <w:sz w:val="24"/>
+          <w:szCs w:val="24"/>
+        </w:rPr>
+        <w:t>, і всіх святих, помилує і спасе нас, як благий і чоловіколюбець.</w:t>
       </w:r>
     </w:p>
     <w:p>
